--- a/01-嵌入式操作系统及应用/01-教案/嵌入式操作系统及应用-13.docx
+++ b/01-嵌入式操作系统及应用/01-教案/嵌入式操作系统及应用-13.docx
@@ -241,175 +241,21 @@
                 <w:lang w:val="en-US" w:eastAsia="zh-CN"/>
               </w:rPr>
             </w:pPr>
-          </w:p>
-        </w:tc>
-      </w:tr>
-      <w:tr>
-        <w:tblPrEx>
-          <w:tblBorders>
-            <w:top w:val="single" w:color="auto" w:sz="4" w:space="0"/>
-            <w:left w:val="single" w:color="auto" w:sz="4" w:space="0"/>
-            <w:bottom w:val="single" w:color="auto" w:sz="4" w:space="0"/>
-            <w:right w:val="single" w:color="auto" w:sz="4" w:space="0"/>
-            <w:insideH w:val="single" w:color="auto" w:sz="4" w:space="0"/>
-            <w:insideV w:val="single" w:color="auto" w:sz="4" w:space="0"/>
-          </w:tblBorders>
-          <w:tblCellMar>
-            <w:top w:w="0" w:type="dxa"/>
-            <w:left w:w="108" w:type="dxa"/>
-            <w:bottom w:w="0" w:type="dxa"/>
-            <w:right w:w="108" w:type="dxa"/>
-          </w:tblCellMar>
-        </w:tblPrEx>
-        <w:trPr>
-          <w:trHeight w:val="567" w:hRule="exact"/>
-        </w:trPr>
-        <w:tc>
-          <w:tcPr>
-            <w:tcW w:w="2506" w:type="dxa"/>
-            <w:tcBorders>
-              <w:top w:val="single" w:color="auto" w:sz="4" w:space="0"/>
-              <w:left w:val="single" w:color="auto" w:sz="4" w:space="0"/>
-              <w:bottom w:val="single" w:color="auto" w:sz="4" w:space="0"/>
-              <w:right w:val="single" w:color="auto" w:sz="4" w:space="0"/>
-            </w:tcBorders>
-            <w:shd w:val="clear" w:color="auto" w:fill="FFFFFF"/>
-            <w:vAlign w:val="center"/>
-          </w:tcPr>
-          <w:p>
-            <w:pPr>
-              <w:jc w:val="center"/>
-              <w:rPr>
-                <w:rFonts w:ascii="宋体" w:hAnsi="宋体"/>
-              </w:rPr>
-            </w:pPr>
-            <w:r>
-              <w:rPr>
-                <w:rFonts w:hint="eastAsia" w:ascii="宋体" w:hAnsi="宋体"/>
-              </w:rPr>
-              <w:t>班    级</w:t>
-            </w:r>
-          </w:p>
-        </w:tc>
-        <w:tc>
-          <w:tcPr>
-            <w:tcW w:w="2892" w:type="dxa"/>
-            <w:gridSpan w:val="2"/>
-            <w:tcBorders>
-              <w:top w:val="single" w:color="auto" w:sz="4" w:space="0"/>
-              <w:left w:val="single" w:color="auto" w:sz="4" w:space="0"/>
-              <w:bottom w:val="single" w:color="auto" w:sz="4" w:space="0"/>
-              <w:right w:val="single" w:color="auto" w:sz="4" w:space="0"/>
-            </w:tcBorders>
-            <w:shd w:val="clear" w:color="auto" w:fill="FFFFFF"/>
-            <w:vAlign w:val="center"/>
-          </w:tcPr>
-          <w:p>
-            <w:pPr>
-              <w:jc w:val="center"/>
-              <w:rPr>
-                <w:rFonts w:hint="eastAsia" w:ascii="宋体" w:hAnsi="宋体" w:eastAsia="微软雅黑" w:cs="宋体"/>
-                <w:sz w:val="21"/>
-                <w:szCs w:val="21"/>
-                <w:lang w:val="en-US" w:eastAsia="zh-CN"/>
-              </w:rPr>
-            </w:pPr>
-            <w:r>
-              <w:rPr>
-                <w:rFonts w:hint="eastAsia" w:ascii="宋体" w:hAnsi="宋体" w:eastAsia="宋体" w:cs="宋体"/>
-                <w:sz w:val="21"/>
-                <w:szCs w:val="21"/>
-                <w:lang w:eastAsia="zh-CN"/>
-              </w:rPr>
-              <w:t>物联网2411</w:t>
-            </w:r>
-            <w:r>
-              <w:rPr>
-                <w:rFonts w:hint="eastAsia" w:ascii="宋体" w:hAnsi="宋体" w:eastAsia="宋体" w:cs="宋体"/>
-                <w:sz w:val="21"/>
-                <w:szCs w:val="21"/>
-                <w:lang w:val="en-US" w:eastAsia="zh-CN"/>
-              </w:rPr>
-              <w:t>|</w:t>
-            </w:r>
-            <w:r>
-              <w:rPr>
-                <w:rFonts w:hint="eastAsia" w:ascii="宋体" w:hAnsi="宋体" w:eastAsia="宋体" w:cs="宋体"/>
-                <w:sz w:val="21"/>
-                <w:szCs w:val="21"/>
-                <w:lang w:eastAsia="zh-CN"/>
-              </w:rPr>
-              <w:t>物联网241</w:t>
-            </w:r>
-            <w:r>
-              <w:rPr>
-                <w:rFonts w:hint="eastAsia" w:ascii="宋体" w:hAnsi="宋体" w:eastAsia="宋体" w:cs="宋体"/>
-                <w:sz w:val="21"/>
-                <w:szCs w:val="21"/>
-                <w:lang w:val="en-US" w:eastAsia="zh-CN"/>
-              </w:rPr>
-              <w:t>2</w:t>
-            </w:r>
-          </w:p>
-        </w:tc>
-        <w:tc>
-          <w:tcPr>
-            <w:tcW w:w="1588" w:type="dxa"/>
-            <w:tcBorders>
-              <w:top w:val="single" w:color="auto" w:sz="4" w:space="0"/>
-              <w:left w:val="single" w:color="auto" w:sz="4" w:space="0"/>
-              <w:bottom w:val="single" w:color="auto" w:sz="4" w:space="0"/>
-              <w:right w:val="single" w:color="auto" w:sz="4" w:space="0"/>
-            </w:tcBorders>
-            <w:shd w:val="clear" w:color="auto" w:fill="FFFFFF"/>
-            <w:vAlign w:val="center"/>
-          </w:tcPr>
-          <w:p>
-            <w:pPr>
-              <w:jc w:val="center"/>
-              <w:rPr>
-                <w:rFonts w:ascii="宋体" w:hAnsi="宋体"/>
-              </w:rPr>
-            </w:pPr>
-            <w:r>
-              <w:rPr>
-                <w:rFonts w:hint="eastAsia" w:ascii="宋体" w:hAnsi="宋体"/>
-              </w:rPr>
-              <w:t>课堂类型</w:t>
-            </w:r>
-          </w:p>
-        </w:tc>
-        <w:tc>
-          <w:tcPr>
-            <w:tcW w:w="2964" w:type="dxa"/>
-            <w:tcBorders>
-              <w:top w:val="single" w:color="auto" w:sz="4" w:space="0"/>
-              <w:left w:val="single" w:color="auto" w:sz="4" w:space="0"/>
-              <w:bottom w:val="single" w:color="auto" w:sz="4" w:space="0"/>
-              <w:right w:val="single" w:color="auto" w:sz="4" w:space="0"/>
-            </w:tcBorders>
-            <w:shd w:val="clear" w:color="auto" w:fill="FFFFFF"/>
-            <w:vAlign w:val="center"/>
-          </w:tcPr>
-          <w:p>
-            <w:pPr>
-              <w:jc w:val="center"/>
-              <w:rPr>
-                <w:rFonts w:hint="eastAsia" w:ascii="宋体" w:hAnsi="宋体" w:eastAsia="宋体" w:cs="宋体"/>
-                <w:sz w:val="21"/>
-                <w:szCs w:val="21"/>
-                <w:lang w:eastAsia="zh-CN"/>
-              </w:rPr>
-            </w:pPr>
-            <w:r>
-              <w:rPr>
-                <w:rFonts w:hint="eastAsia" w:ascii="宋体" w:hAnsi="宋体" w:eastAsia="宋体" w:cs="宋体"/>
-                <w:sz w:val="21"/>
-                <w:szCs w:val="21"/>
-                <w:lang w:val="en-US" w:eastAsia="zh-CN"/>
-              </w:rPr>
-              <w:t>一体化</w:t>
-            </w:r>
+            <w:r>
+              <w:rPr>
+                <w:rFonts w:ascii="Segoe UI" w:hAnsi="Segoe UI" w:eastAsia="Segoe UI" w:cs="Segoe UI"/>
+                <w:i w:val="0"/>
+                <w:iCs w:val="0"/>
+                <w:caps w:val="0"/>
+                <w:spacing w:val="0"/>
+                <w:sz w:val="16"/>
+                <w:szCs w:val="16"/>
+                <w:shd w:val="clear" w:fill="FBFBFB"/>
+              </w:rPr>
+              <w:t>2025-11-12</w:t>
+            </w:r>
+            <w:bookmarkStart w:id="0" w:name="_GoBack"/>
+            <w:bookmarkEnd w:id="0"/>
           </w:p>
         </w:tc>
       </w:tr>
@@ -424,6 +270,148 @@
             <w:insideV w:val="single" w:color="auto" w:sz="4" w:space="0"/>
           </w:tblBorders>
           <w:shd w:val="clear" w:color="auto" w:fill="FFFFFF"/>
+          <w:tblCellMar>
+            <w:top w:w="0" w:type="dxa"/>
+            <w:left w:w="108" w:type="dxa"/>
+            <w:bottom w:w="0" w:type="dxa"/>
+            <w:right w:w="108" w:type="dxa"/>
+          </w:tblCellMar>
+        </w:tblPrEx>
+        <w:trPr>
+          <w:trHeight w:val="567" w:hRule="exact"/>
+        </w:trPr>
+        <w:tc>
+          <w:tcPr>
+            <w:tcW w:w="2506" w:type="dxa"/>
+            <w:tcBorders>
+              <w:top w:val="single" w:color="auto" w:sz="4" w:space="0"/>
+              <w:left w:val="single" w:color="auto" w:sz="4" w:space="0"/>
+              <w:bottom w:val="single" w:color="auto" w:sz="4" w:space="0"/>
+              <w:right w:val="single" w:color="auto" w:sz="4" w:space="0"/>
+            </w:tcBorders>
+            <w:shd w:val="clear" w:color="auto" w:fill="FFFFFF"/>
+            <w:vAlign w:val="center"/>
+          </w:tcPr>
+          <w:p>
+            <w:pPr>
+              <w:jc w:val="center"/>
+              <w:rPr>
+                <w:rFonts w:ascii="宋体" w:hAnsi="宋体"/>
+              </w:rPr>
+            </w:pPr>
+            <w:r>
+              <w:rPr>
+                <w:rFonts w:hint="eastAsia" w:ascii="宋体" w:hAnsi="宋体"/>
+              </w:rPr>
+              <w:t>班    级</w:t>
+            </w:r>
+          </w:p>
+        </w:tc>
+        <w:tc>
+          <w:tcPr>
+            <w:tcW w:w="2892" w:type="dxa"/>
+            <w:gridSpan w:val="2"/>
+            <w:tcBorders>
+              <w:top w:val="single" w:color="auto" w:sz="4" w:space="0"/>
+              <w:left w:val="single" w:color="auto" w:sz="4" w:space="0"/>
+              <w:bottom w:val="single" w:color="auto" w:sz="4" w:space="0"/>
+              <w:right w:val="single" w:color="auto" w:sz="4" w:space="0"/>
+            </w:tcBorders>
+            <w:shd w:val="clear" w:color="auto" w:fill="FFFFFF"/>
+            <w:vAlign w:val="center"/>
+          </w:tcPr>
+          <w:p>
+            <w:pPr>
+              <w:jc w:val="center"/>
+              <w:rPr>
+                <w:rFonts w:hint="eastAsia" w:ascii="宋体" w:hAnsi="宋体" w:eastAsia="微软雅黑" w:cs="宋体"/>
+                <w:sz w:val="21"/>
+                <w:szCs w:val="21"/>
+                <w:lang w:val="en-US" w:eastAsia="zh-CN"/>
+              </w:rPr>
+            </w:pPr>
+            <w:r>
+              <w:rPr>
+                <w:rFonts w:hint="eastAsia" w:ascii="宋体" w:hAnsi="宋体" w:eastAsia="宋体" w:cs="宋体"/>
+                <w:sz w:val="21"/>
+                <w:szCs w:val="21"/>
+                <w:lang w:eastAsia="zh-CN"/>
+              </w:rPr>
+              <w:t>物联网2411</w:t>
+            </w:r>
+          </w:p>
+        </w:tc>
+        <w:tc>
+          <w:tcPr>
+            <w:tcW w:w="1588" w:type="dxa"/>
+            <w:tcBorders>
+              <w:top w:val="single" w:color="auto" w:sz="4" w:space="0"/>
+              <w:left w:val="single" w:color="auto" w:sz="4" w:space="0"/>
+              <w:bottom w:val="single" w:color="auto" w:sz="4" w:space="0"/>
+              <w:right w:val="single" w:color="auto" w:sz="4" w:space="0"/>
+            </w:tcBorders>
+            <w:shd w:val="clear" w:color="auto" w:fill="FFFFFF"/>
+            <w:vAlign w:val="center"/>
+          </w:tcPr>
+          <w:p>
+            <w:pPr>
+              <w:jc w:val="center"/>
+              <w:rPr>
+                <w:rFonts w:ascii="宋体" w:hAnsi="宋体"/>
+              </w:rPr>
+            </w:pPr>
+            <w:r>
+              <w:rPr>
+                <w:rFonts w:hint="eastAsia" w:ascii="宋体" w:hAnsi="宋体"/>
+              </w:rPr>
+              <w:t>课堂类型</w:t>
+            </w:r>
+          </w:p>
+        </w:tc>
+        <w:tc>
+          <w:tcPr>
+            <w:tcW w:w="2964" w:type="dxa"/>
+            <w:tcBorders>
+              <w:top w:val="single" w:color="auto" w:sz="4" w:space="0"/>
+              <w:left w:val="single" w:color="auto" w:sz="4" w:space="0"/>
+              <w:bottom w:val="single" w:color="auto" w:sz="4" w:space="0"/>
+              <w:right w:val="single" w:color="auto" w:sz="4" w:space="0"/>
+            </w:tcBorders>
+            <w:shd w:val="clear" w:color="auto" w:fill="FFFFFF"/>
+            <w:vAlign w:val="center"/>
+          </w:tcPr>
+          <w:p>
+            <w:pPr>
+              <w:jc w:val="center"/>
+              <w:rPr>
+                <w:rFonts w:hint="eastAsia" w:ascii="宋体" w:hAnsi="宋体" w:eastAsia="宋体" w:cs="宋体"/>
+                <w:sz w:val="21"/>
+                <w:szCs w:val="21"/>
+                <w:lang w:eastAsia="zh-CN"/>
+              </w:rPr>
+            </w:pPr>
+            <w:r>
+              <w:rPr>
+                <w:rFonts w:hint="eastAsia" w:ascii="宋体" w:hAnsi="宋体" w:eastAsia="宋体" w:cs="宋体"/>
+                <w:sz w:val="21"/>
+                <w:szCs w:val="21"/>
+                <w:lang w:val="en-US" w:eastAsia="zh-CN"/>
+              </w:rPr>
+              <w:t>一体化</w:t>
+            </w:r>
+          </w:p>
+        </w:tc>
+      </w:tr>
+      <w:tr>
+        <w:tblPrEx>
+          <w:tblBorders>
+            <w:top w:val="single" w:color="auto" w:sz="4" w:space="0"/>
+            <w:left w:val="single" w:color="auto" w:sz="4" w:space="0"/>
+            <w:bottom w:val="single" w:color="auto" w:sz="4" w:space="0"/>
+            <w:right w:val="single" w:color="auto" w:sz="4" w:space="0"/>
+            <w:insideH w:val="single" w:color="auto" w:sz="4" w:space="0"/>
+            <w:insideV w:val="single" w:color="auto" w:sz="4" w:space="0"/>
+          </w:tblBorders>
           <w:tblCellMar>
             <w:top w:w="0" w:type="dxa"/>
             <w:left w:w="108" w:type="dxa"/>
@@ -682,7 +670,6 @@
             <w:insideH w:val="single" w:color="auto" w:sz="4" w:space="0"/>
             <w:insideV w:val="single" w:color="auto" w:sz="4" w:space="0"/>
           </w:tblBorders>
-          <w:shd w:val="clear" w:color="auto" w:fill="FFFFFF"/>
           <w:tblCellMar>
             <w:top w:w="0" w:type="dxa"/>
             <w:left w:w="108" w:type="dxa"/>
@@ -793,7 +780,6 @@
                 <w:spacing w:val="0"/>
                 <w:sz w:val="17"/>
                 <w:szCs w:val="17"/>
-                <w:bdr w:val="none" w:color="auto" w:sz="0" w:space="0"/>
                 <w:shd w:val="clear" w:fill="F0F0F0"/>
               </w:rPr>
               <w:t>nfc_init()</w:t>
@@ -823,7 +809,6 @@
                 <w:spacing w:val="0"/>
                 <w:sz w:val="17"/>
                 <w:szCs w:val="17"/>
-                <w:bdr w:val="none" w:color="auto" w:sz="0" w:space="0"/>
                 <w:shd w:val="clear" w:fill="F0F0F0"/>
               </w:rPr>
               <w:t>nfc_store_uri_http()</w:t>
@@ -853,7 +838,6 @@
                 <w:spacing w:val="0"/>
                 <w:sz w:val="17"/>
                 <w:szCs w:val="17"/>
-                <w:bdr w:val="none" w:color="auto" w:sz="0" w:space="0"/>
                 <w:shd w:val="clear" w:fill="F0F0F0"/>
               </w:rPr>
               <w:t>nfc_store_text()</w:t>
@@ -1032,7 +1016,6 @@
                 <w:spacing w:val="0"/>
                 <w:sz w:val="17"/>
                 <w:szCs w:val="17"/>
-                <w:bdr w:val="none" w:color="auto" w:sz="0" w:space="0"/>
                 <w:shd w:val="clear" w:fill="F0F0F0"/>
               </w:rPr>
               <w:t>nfc_store_*</w:t>
@@ -1062,7 +1045,6 @@
                 <w:spacing w:val="0"/>
                 <w:sz w:val="17"/>
                 <w:szCs w:val="17"/>
-                <w:bdr w:val="none" w:color="auto" w:sz="0" w:space="0"/>
                 <w:shd w:val="clear" w:fill="F0F0F0"/>
               </w:rPr>
               <w:t>RecordPosEnu</w:t>
@@ -1251,7 +1233,6 @@
                 <w:spacing w:val="0"/>
                 <w:sz w:val="17"/>
                 <w:szCs w:val="17"/>
-                <w:bdr w:val="none" w:color="auto" w:sz="0" w:space="0"/>
                 <w:shd w:val="clear" w:fill="F0F0F0"/>
               </w:rPr>
               <w:t>nfc_init()</w:t>
@@ -1281,7 +1262,6 @@
                 <w:spacing w:val="0"/>
                 <w:sz w:val="17"/>
                 <w:szCs w:val="17"/>
-                <w:bdr w:val="none" w:color="auto" w:sz="0" w:space="0"/>
                 <w:shd w:val="clear" w:fill="F0F0F0"/>
               </w:rPr>
               <w:t>nfc_store_uri_http()</w:t>
@@ -1339,7 +1319,6 @@
                 <w:spacing w:val="0"/>
                 <w:sz w:val="17"/>
                 <w:szCs w:val="17"/>
-                <w:bdr w:val="none" w:color="auto" w:sz="0" w:space="0"/>
                 <w:shd w:val="clear" w:fill="F0F0F0"/>
               </w:rPr>
               <w:t>vendor/lockzhiner/rk2206/sample/BUILD.gn</w:t>
@@ -1369,7 +1348,6 @@
                 <w:spacing w:val="0"/>
                 <w:sz w:val="17"/>
                 <w:szCs w:val="17"/>
-                <w:bdr w:val="none" w:color="auto" w:sz="0" w:space="0"/>
                 <w:shd w:val="clear" w:fill="F0F0F0"/>
               </w:rPr>
               <w:t>./b0_nfc:nfc_example</w:t>
@@ -1399,7 +1377,6 @@
                 <w:spacing w:val="0"/>
                 <w:sz w:val="17"/>
                 <w:szCs w:val="17"/>
-                <w:bdr w:val="none" w:color="auto" w:sz="0" w:space="0"/>
                 <w:shd w:val="clear" w:fill="F0F0F0"/>
               </w:rPr>
               <w:t>Makefile</w:t>
@@ -1429,7 +1406,6 @@
                 <w:spacing w:val="0"/>
                 <w:sz w:val="17"/>
                 <w:szCs w:val="17"/>
-                <w:bdr w:val="none" w:color="auto" w:sz="0" w:space="0"/>
                 <w:shd w:val="clear" w:fill="F0F0F0"/>
               </w:rPr>
               <w:t>-lnfc_example</w:t>
@@ -1571,7 +1547,6 @@
                 <w:spacing w:val="0"/>
                 <w:sz w:val="17"/>
                 <w:szCs w:val="17"/>
-                <w:bdr w:val="none" w:color="auto" w:sz="0" w:space="0"/>
                 <w:shd w:val="clear" w:fill="F0F0F0"/>
               </w:rPr>
               <w:t>RecordPosEnu</w:t>
@@ -1601,7 +1576,6 @@
                 <w:spacing w:val="0"/>
                 <w:sz w:val="17"/>
                 <w:szCs w:val="17"/>
-                <w:bdr w:val="none" w:color="auto" w:sz="0" w:space="0"/>
                 <w:shd w:val="clear" w:fill="F0F0F0"/>
               </w:rPr>
               <w:t>RECORD_POS_FIRST</w:t>
@@ -1727,6 +1701,7 @@
             <w:insideH w:val="single" w:color="auto" w:sz="4" w:space="0"/>
             <w:insideV w:val="single" w:color="auto" w:sz="4" w:space="0"/>
           </w:tblBorders>
+          <w:shd w:val="clear" w:color="auto" w:fill="FFFFFF"/>
           <w:tblCellMar>
             <w:top w:w="0" w:type="dxa"/>
             <w:left w:w="108" w:type="dxa"/>
@@ -1855,7 +1830,6 @@
             <w:insideH w:val="single" w:color="auto" w:sz="4" w:space="0"/>
             <w:insideV w:val="single" w:color="auto" w:sz="4" w:space="0"/>
           </w:tblBorders>
-          <w:shd w:val="clear" w:color="auto" w:fill="FFFFFF"/>
           <w:tblCellMar>
             <w:top w:w="0" w:type="dxa"/>
             <w:left w:w="108" w:type="dxa"/>
@@ -2747,7 +2721,6 @@
                 <w:spacing w:val="0"/>
                 <w:sz w:val="17"/>
                 <w:szCs w:val="17"/>
-                <w:bdr w:val="none" w:color="auto" w:sz="0" w:space="0"/>
                 <w:shd w:val="clear" w:fill="F0F0F0"/>
               </w:rPr>
               <w:t>nfc_store_uri_http()</w:t>
@@ -3874,7 +3847,6 @@
                 <w:spacing w:val="0"/>
                 <w:sz w:val="17"/>
                 <w:szCs w:val="17"/>
-                <w:bdr w:val="none" w:color="auto" w:sz="0" w:space="0"/>
                 <w:shd w:val="clear" w:fill="F0F0F0"/>
               </w:rPr>
               <w:t>nfc_init()</w:t>
@@ -3904,7 +3876,6 @@
                 <w:spacing w:val="0"/>
                 <w:sz w:val="17"/>
                 <w:szCs w:val="17"/>
-                <w:bdr w:val="none" w:color="auto" w:sz="0" w:space="0"/>
                 <w:shd w:val="clear" w:fill="F0F0F0"/>
               </w:rPr>
               <w:t>nfc_store_uri_http()</w:t>
@@ -3934,7 +3905,6 @@
                 <w:spacing w:val="0"/>
                 <w:sz w:val="17"/>
                 <w:szCs w:val="17"/>
-                <w:bdr w:val="none" w:color="auto" w:sz="0" w:space="0"/>
                 <w:shd w:val="clear" w:fill="F0F0F0"/>
               </w:rPr>
               <w:t>position</w:t>
@@ -3964,7 +3934,6 @@
                 <w:spacing w:val="0"/>
                 <w:sz w:val="17"/>
                 <w:szCs w:val="17"/>
-                <w:bdr w:val="none" w:color="auto" w:sz="0" w:space="0"/>
                 <w:shd w:val="clear" w:fill="F0F0F0"/>
               </w:rPr>
               <w:t>http</w:t>
@@ -4022,7 +3991,6 @@
                 <w:spacing w:val="0"/>
                 <w:sz w:val="17"/>
                 <w:szCs w:val="17"/>
-                <w:bdr w:val="none" w:color="auto" w:sz="0" w:space="0"/>
                 <w:shd w:val="clear" w:fill="F0F0F0"/>
               </w:rPr>
               <w:t>I2cIoInit()</w:t>
@@ -4426,7 +4394,6 @@
                 <w:spacing w:val="0"/>
                 <w:sz w:val="17"/>
                 <w:szCs w:val="17"/>
-                <w:bdr w:val="none" w:color="auto" w:sz="0" w:space="0"/>
                 <w:shd w:val="clear" w:fill="F0F0F0"/>
               </w:rPr>
               <w:t>b0_nfc</w:t>
@@ -4484,7 +4451,6 @@
                 <w:spacing w:val="0"/>
                 <w:sz w:val="17"/>
                 <w:szCs w:val="17"/>
-                <w:bdr w:val="none" w:color="auto" w:sz="0" w:space="0"/>
                 <w:shd w:val="clear" w:fill="F0F0F0"/>
               </w:rPr>
               <w:t>RecordPosEnu</w:t>
@@ -4514,7 +4480,6 @@
                 <w:spacing w:val="0"/>
                 <w:sz w:val="17"/>
                 <w:szCs w:val="17"/>
-                <w:bdr w:val="none" w:color="auto" w:sz="0" w:space="0"/>
                 <w:shd w:val="clear" w:fill="F0F0F0"/>
               </w:rPr>
               <w:t>RECORD_POS_FIRST</w:t>
@@ -4908,7 +4873,6 @@
                 <w:spacing w:val="0"/>
                 <w:sz w:val="17"/>
                 <w:szCs w:val="17"/>
-                <w:bdr w:val="none" w:color="auto" w:sz="0" w:space="0"/>
                 <w:shd w:val="clear" w:fill="F0F0F0"/>
               </w:rPr>
               <w:t>nfc_example()</w:t>
@@ -4938,7 +4902,6 @@
                 <w:spacing w:val="0"/>
                 <w:sz w:val="17"/>
                 <w:szCs w:val="17"/>
-                <w:bdr w:val="none" w:color="auto" w:sz="0" w:space="0"/>
                 <w:shd w:val="clear" w:fill="F0F0F0"/>
               </w:rPr>
               <w:t>nfc_task()</w:t>
@@ -4996,7 +4959,6 @@
                 <w:spacing w:val="0"/>
                 <w:sz w:val="17"/>
                 <w:szCs w:val="17"/>
-                <w:bdr w:val="none" w:color="auto" w:sz="0" w:space="0"/>
                 <w:shd w:val="clear" w:fill="F0F0F0"/>
               </w:rPr>
               <w:t>BUILD.gn</w:t>
@@ -5026,7 +4988,6 @@
                 <w:spacing w:val="0"/>
                 <w:sz w:val="17"/>
                 <w:szCs w:val="17"/>
-                <w:bdr w:val="none" w:color="auto" w:sz="0" w:space="0"/>
                 <w:shd w:val="clear" w:fill="F0F0F0"/>
               </w:rPr>
               <w:t>Makefile</w:t>
@@ -5084,7 +5045,6 @@
                 <w:spacing w:val="0"/>
                 <w:sz w:val="17"/>
                 <w:szCs w:val="17"/>
-                <w:bdr w:val="none" w:color="auto" w:sz="0" w:space="0"/>
                 <w:shd w:val="clear" w:fill="F0F0F0"/>
               </w:rPr>
               <w:t>I2cIoInit()</w:t>
@@ -5484,7 +5444,6 @@
                 <w:spacing w:val="0"/>
                 <w:sz w:val="17"/>
                 <w:szCs w:val="17"/>
-                <w:bdr w:val="none" w:color="auto" w:sz="0" w:space="0"/>
                 <w:shd w:val="clear" w:fill="F0F0F0"/>
               </w:rPr>
               <w:t>b0_nfc</w:t>
@@ -5570,7 +5529,6 @@
                 <w:spacing w:val="0"/>
                 <w:sz w:val="17"/>
                 <w:szCs w:val="17"/>
-                <w:bdr w:val="none" w:color="auto" w:sz="0" w:space="0"/>
                 <w:shd w:val="clear" w:fill="F0F0F0"/>
               </w:rPr>
               <w:t>BUILD.gn</w:t>
@@ -5600,7 +5558,6 @@
                 <w:spacing w:val="0"/>
                 <w:sz w:val="17"/>
                 <w:szCs w:val="17"/>
-                <w:bdr w:val="none" w:color="auto" w:sz="0" w:space="0"/>
                 <w:shd w:val="clear" w:fill="F0F0F0"/>
               </w:rPr>
               <w:t>Makefile</w:t>
@@ -6706,8 +6663,6 @@
               </w:rPr>
               <w:t>提供复习支持，帮助查漏补缺。</w:t>
             </w:r>
-            <w:bookmarkStart w:id="0" w:name="_GoBack"/>
-            <w:bookmarkEnd w:id="0"/>
           </w:p>
         </w:tc>
       </w:tr>
@@ -6848,7 +6803,7 @@
     <w:lsdException w:uiPriority="99" w:name="HTML Acronym"/>
     <w:lsdException w:uiPriority="99" w:name="HTML Address"/>
     <w:lsdException w:uiPriority="99" w:name="HTML Cite"/>
-    <w:lsdException w:uiPriority="99" w:name="HTML Code"/>
+    <w:lsdException w:qFormat="1" w:uiPriority="99" w:name="HTML Code"/>
     <w:lsdException w:uiPriority="99" w:name="HTML Definition"/>
     <w:lsdException w:uiPriority="99" w:name="HTML Keyboard"/>
     <w:lsdException w:uiPriority="99" w:name="HTML Preformatted"/>
@@ -7174,6 +7129,7 @@
     <w:basedOn w:val="9"/>
     <w:semiHidden/>
     <w:unhideWhenUsed/>
+    <w:qFormat/>
     <w:uiPriority w:val="99"/>
     <w:rPr>
       <w:rFonts w:ascii="Courier New" w:hAnsi="Courier New"/>

--- a/01-嵌入式操作系统及应用/01-教案/嵌入式操作系统及应用-13.docx
+++ b/01-嵌入式操作系统及应用/01-教案/嵌入式操作系统及应用-13.docx
@@ -243,16 +243,17 @@
             </w:pPr>
             <w:r>
               <w:rPr>
-                <w:rFonts w:ascii="Segoe UI" w:hAnsi="Segoe UI" w:eastAsia="Segoe UI" w:cs="Segoe UI"/>
-                <w:i w:val="0"/>
-                <w:iCs w:val="0"/>
-                <w:caps w:val="0"/>
-                <w:spacing w:val="0"/>
-                <w:sz w:val="16"/>
-                <w:szCs w:val="16"/>
-                <w:shd w:val="clear" w:fill="FBFBFB"/>
-              </w:rPr>
-              <w:t>2025-11-12</w:t>
+                <w:rFonts w:ascii="Noto Sans SC" w:hAnsi="Noto Sans SC" w:eastAsia="Noto Sans SC" w:cs="Noto Sans SC"/>
+                <w:i w:val="0"/>
+                <w:iCs w:val="0"/>
+                <w:caps w:val="0"/>
+                <w:color w:val="000000"/>
+                <w:spacing w:val="0"/>
+                <w:sz w:val="14"/>
+                <w:szCs w:val="14"/>
+                <w:shd w:val="clear" w:fill="FFFFFF"/>
+              </w:rPr>
+              <w:t>2025-11-07</w:t>
             </w:r>
             <w:bookmarkStart w:id="0" w:name="_GoBack"/>
             <w:bookmarkEnd w:id="0"/>
@@ -337,7 +338,16 @@
                 <w:szCs w:val="21"/>
                 <w:lang w:eastAsia="zh-CN"/>
               </w:rPr>
-              <w:t>物联网2411</w:t>
+              <w:t>物联网241</w:t>
+            </w:r>
+            <w:r>
+              <w:rPr>
+                <w:rFonts w:hint="eastAsia" w:ascii="宋体" w:hAnsi="宋体" w:eastAsia="宋体" w:cs="宋体"/>
+                <w:sz w:val="21"/>
+                <w:szCs w:val="21"/>
+                <w:lang w:val="en-US" w:eastAsia="zh-CN"/>
+              </w:rPr>
+              <w:t>2</w:t>
             </w:r>
           </w:p>
         </w:tc>
@@ -398,88 +408,6 @@
                 <w:lang w:val="en-US" w:eastAsia="zh-CN"/>
               </w:rPr>
               <w:t>一体化</w:t>
-            </w:r>
-          </w:p>
-        </w:tc>
-      </w:tr>
-      <w:tr>
-        <w:tblPrEx>
-          <w:tblBorders>
-            <w:top w:val="single" w:color="auto" w:sz="4" w:space="0"/>
-            <w:left w:val="single" w:color="auto" w:sz="4" w:space="0"/>
-            <w:bottom w:val="single" w:color="auto" w:sz="4" w:space="0"/>
-            <w:right w:val="single" w:color="auto" w:sz="4" w:space="0"/>
-            <w:insideH w:val="single" w:color="auto" w:sz="4" w:space="0"/>
-            <w:insideV w:val="single" w:color="auto" w:sz="4" w:space="0"/>
-          </w:tblBorders>
-          <w:tblCellMar>
-            <w:top w:w="0" w:type="dxa"/>
-            <w:left w:w="108" w:type="dxa"/>
-            <w:bottom w:w="0" w:type="dxa"/>
-            <w:right w:w="108" w:type="dxa"/>
-          </w:tblCellMar>
-        </w:tblPrEx>
-        <w:trPr>
-          <w:trHeight w:val="747" w:hRule="exact"/>
-        </w:trPr>
-        <w:tc>
-          <w:tcPr>
-            <w:tcW w:w="2506" w:type="dxa"/>
-            <w:tcBorders>
-              <w:top w:val="single" w:color="auto" w:sz="4" w:space="0"/>
-              <w:left w:val="single" w:color="auto" w:sz="4" w:space="0"/>
-              <w:bottom w:val="single" w:color="auto" w:sz="4" w:space="0"/>
-              <w:right w:val="single" w:color="auto" w:sz="4" w:space="0"/>
-            </w:tcBorders>
-            <w:shd w:val="clear" w:color="auto" w:fill="FFFFFF"/>
-            <w:vAlign w:val="center"/>
-          </w:tcPr>
-          <w:p>
-            <w:pPr>
-              <w:jc w:val="center"/>
-              <w:rPr>
-                <w:rFonts w:ascii="宋体" w:hAnsi="宋体"/>
-                <w:lang w:eastAsia="zh-CN"/>
-              </w:rPr>
-            </w:pPr>
-            <w:r>
-              <w:rPr>
-                <w:rFonts w:hint="eastAsia" w:ascii="宋体" w:hAnsi="宋体"/>
-                <w:lang w:eastAsia="zh-CN"/>
-              </w:rPr>
-              <w:t>教    材</w:t>
-            </w:r>
-          </w:p>
-        </w:tc>
-        <w:tc>
-          <w:tcPr>
-            <w:tcW w:w="7444" w:type="dxa"/>
-            <w:gridSpan w:val="4"/>
-            <w:tcBorders>
-              <w:top w:val="single" w:color="auto" w:sz="4" w:space="0"/>
-              <w:left w:val="single" w:color="auto" w:sz="4" w:space="0"/>
-              <w:bottom w:val="single" w:color="auto" w:sz="4" w:space="0"/>
-              <w:right w:val="single" w:color="auto" w:sz="4" w:space="0"/>
-            </w:tcBorders>
-            <w:shd w:val="clear" w:color="auto" w:fill="FFFFFF"/>
-            <w:vAlign w:val="center"/>
-          </w:tcPr>
-          <w:p>
-            <w:pPr>
-              <w:jc w:val="both"/>
-              <w:rPr>
-                <w:rFonts w:ascii="宋体" w:hAnsi="宋体"/>
-                <w:lang w:eastAsia="zh-CN"/>
-              </w:rPr>
-            </w:pPr>
-            <w:r>
-              <w:rPr>
-                <w:rFonts w:hint="eastAsia" w:ascii="宋体" w:hAnsi="宋体" w:eastAsia="宋体" w:cs="宋体"/>
-                <w:sz w:val="21"/>
-                <w:szCs w:val="21"/>
-                <w:lang w:eastAsia="zh-CN"/>
-              </w:rPr>
-              <w:t>OpenHarmony嵌入式系统原理与应用——基于RK2206芯片</w:t>
             </w:r>
           </w:p>
         </w:tc>
@@ -495,6 +423,88 @@
             <w:insideV w:val="single" w:color="auto" w:sz="4" w:space="0"/>
           </w:tblBorders>
           <w:shd w:val="clear" w:color="auto" w:fill="FFFFFF"/>
+          <w:tblCellMar>
+            <w:top w:w="0" w:type="dxa"/>
+            <w:left w:w="108" w:type="dxa"/>
+            <w:bottom w:w="0" w:type="dxa"/>
+            <w:right w:w="108" w:type="dxa"/>
+          </w:tblCellMar>
+        </w:tblPrEx>
+        <w:trPr>
+          <w:trHeight w:val="747" w:hRule="exact"/>
+        </w:trPr>
+        <w:tc>
+          <w:tcPr>
+            <w:tcW w:w="2506" w:type="dxa"/>
+            <w:tcBorders>
+              <w:top w:val="single" w:color="auto" w:sz="4" w:space="0"/>
+              <w:left w:val="single" w:color="auto" w:sz="4" w:space="0"/>
+              <w:bottom w:val="single" w:color="auto" w:sz="4" w:space="0"/>
+              <w:right w:val="single" w:color="auto" w:sz="4" w:space="0"/>
+            </w:tcBorders>
+            <w:shd w:val="clear" w:color="auto" w:fill="FFFFFF"/>
+            <w:vAlign w:val="center"/>
+          </w:tcPr>
+          <w:p>
+            <w:pPr>
+              <w:jc w:val="center"/>
+              <w:rPr>
+                <w:rFonts w:ascii="宋体" w:hAnsi="宋体"/>
+                <w:lang w:eastAsia="zh-CN"/>
+              </w:rPr>
+            </w:pPr>
+            <w:r>
+              <w:rPr>
+                <w:rFonts w:hint="eastAsia" w:ascii="宋体" w:hAnsi="宋体"/>
+                <w:lang w:eastAsia="zh-CN"/>
+              </w:rPr>
+              <w:t>教    材</w:t>
+            </w:r>
+          </w:p>
+        </w:tc>
+        <w:tc>
+          <w:tcPr>
+            <w:tcW w:w="7444" w:type="dxa"/>
+            <w:gridSpan w:val="4"/>
+            <w:tcBorders>
+              <w:top w:val="single" w:color="auto" w:sz="4" w:space="0"/>
+              <w:left w:val="single" w:color="auto" w:sz="4" w:space="0"/>
+              <w:bottom w:val="single" w:color="auto" w:sz="4" w:space="0"/>
+              <w:right w:val="single" w:color="auto" w:sz="4" w:space="0"/>
+            </w:tcBorders>
+            <w:shd w:val="clear" w:color="auto" w:fill="FFFFFF"/>
+            <w:vAlign w:val="center"/>
+          </w:tcPr>
+          <w:p>
+            <w:pPr>
+              <w:jc w:val="both"/>
+              <w:rPr>
+                <w:rFonts w:ascii="宋体" w:hAnsi="宋体"/>
+                <w:lang w:eastAsia="zh-CN"/>
+              </w:rPr>
+            </w:pPr>
+            <w:r>
+              <w:rPr>
+                <w:rFonts w:hint="eastAsia" w:ascii="宋体" w:hAnsi="宋体" w:eastAsia="宋体" w:cs="宋体"/>
+                <w:sz w:val="21"/>
+                <w:szCs w:val="21"/>
+                <w:lang w:eastAsia="zh-CN"/>
+              </w:rPr>
+              <w:t>OpenHarmony嵌入式系统原理与应用——基于RK2206芯片</w:t>
+            </w:r>
+          </w:p>
+        </w:tc>
+      </w:tr>
+      <w:tr>
+        <w:tblPrEx>
+          <w:tblBorders>
+            <w:top w:val="single" w:color="auto" w:sz="4" w:space="0"/>
+            <w:left w:val="single" w:color="auto" w:sz="4" w:space="0"/>
+            <w:bottom w:val="single" w:color="auto" w:sz="4" w:space="0"/>
+            <w:right w:val="single" w:color="auto" w:sz="4" w:space="0"/>
+            <w:insideH w:val="single" w:color="auto" w:sz="4" w:space="0"/>
+            <w:insideV w:val="single" w:color="auto" w:sz="4" w:space="0"/>
+          </w:tblBorders>
           <w:tblCellMar>
             <w:top w:w="0" w:type="dxa"/>
             <w:left w:w="108" w:type="dxa"/>
@@ -897,7 +907,6 @@
             <w:insideH w:val="single" w:color="auto" w:sz="4" w:space="0"/>
             <w:insideV w:val="single" w:color="auto" w:sz="4" w:space="0"/>
           </w:tblBorders>
-          <w:shd w:val="clear" w:color="auto" w:fill="FFFFFF"/>
           <w:tblCellMar>
             <w:top w:w="0" w:type="dxa"/>
             <w:left w:w="108" w:type="dxa"/>
@@ -1104,7 +1113,6 @@
             <w:insideH w:val="single" w:color="auto" w:sz="4" w:space="0"/>
             <w:insideV w:val="single" w:color="auto" w:sz="4" w:space="0"/>
           </w:tblBorders>
-          <w:shd w:val="clear" w:color="auto" w:fill="FFFFFF"/>
           <w:tblCellMar>
             <w:top w:w="0" w:type="dxa"/>
             <w:left w:w="108" w:type="dxa"/>
